--- a/report/final/template-final.docx
+++ b/report/final/template-final.docx
@@ -3000,7 +3000,7 @@
           <w:rFonts w:ascii="Arial Narrow"/>
           <w:sz w:val="20"/>
         </w:rPr>
-        <w:t>[Source: /cluster-data/user-homes/jacob/projects_internal/reportifyr_examples/scripts/01_analysis/analysis.R COULD NOT ACCESS GIT]</w:t>
+        <w:t>[Source: /cluster-data/user-homes/jacob/projects_internal/reportifyr_examples/scripts/01_analysis/analysis.R 2025-01-08 18:30:22]</w:t>
       </w:r>
       <w:r>
         <w:br/>
@@ -3109,7 +3109,7 @@
           <w:rFonts w:ascii="Arial Narrow"/>
           <w:sz w:val="20"/>
         </w:rPr>
-        <w:t>[Source: /cluster-data/user-homes/jacob/projects_internal/reportifyr_examples/scripts/01_analysis/analysis.R COULD NOT ACCESS GIT]</w:t>
+        <w:t>[Source: /cluster-data/user-homes/jacob/projects_internal/reportifyr_examples/scripts/01_analysis/analysis.R 2025-01-08 18:30:22]</w:t>
       </w:r>
       <w:r>
         <w:br/>

--- a/report/final/template-final.docx
+++ b/report/final/template-final.docx
@@ -1,35 +1,24 @@
 
 <file path=word/document.xml><?xml version="1.0" encoding="utf-8"?>
-<w:document xmlns:wpc="http://schemas.microsoft.com/office/word/2010/wordprocessingCanvas" xmlns:cx="http://schemas.microsoft.com/office/drawing/2014/chartex" xmlns:cx1="http://schemas.microsoft.com/office/drawing/2015/9/8/chartex" xmlns:cx2="http://schemas.microsoft.com/office/drawing/2015/10/21/chartex" xmlns:cx3="http://schemas.microsoft.com/office/drawing/2016/5/9/chartex" xmlns:cx4="http://schemas.microsoft.com/office/drawing/2016/5/10/chartex" xmlns:cx5="http://schemas.microsoft.com/office/drawing/2016/5/11/chartex" xmlns:cx6="http://schemas.microsoft.com/office/drawing/2016/5/12/chartex" xmlns:cx7="http://schemas.microsoft.com/office/drawing/2016/5/13/chartex" xmlns:cx8="http://schemas.microsoft.com/office/drawing/2016/5/14/chartex" xmlns:mc="http://schemas.openxmlformats.org/markup-compatibility/2006" xmlns:aink="http://schemas.microsoft.com/office/drawing/2016/ink" xmlns:am3d="http://schemas.microsoft.com/office/drawing/2017/model3d" xmlns:o="urn:schemas-microsoft-com:office:office" xmlns:oel="http://schemas.microsoft.com/office/2019/extlst" xmlns:r="http://schemas.openxmlformats.org/officeDocument/2006/relationships" xmlns:m="http://schemas.openxmlformats.org/officeDocument/2006/math" xmlns:v="urn:schemas-microsoft-com:vml" xmlns:wp14="http://schemas.microsoft.com/office/word/2010/wordprocessingDrawing" xmlns:wp="http://schemas.openxmlformats.org/drawingml/2006/wordprocessingDrawing" xmlns:w10="urn:schemas-microsoft-com:office:word" xmlns:w="http://schemas.openxmlformats.org/wordprocessingml/2006/main" xmlns:w14="http://schemas.microsoft.com/office/word/2010/wordml" xmlns:w15="http://schemas.microsoft.com/office/word/2012/wordml" xmlns:w16cex="http://schemas.microsoft.com/office/word/2018/wordml/cex" xmlns:w16cid="http://schemas.microsoft.com/office/word/2016/wordml/cid" xmlns:w16="http://schemas.microsoft.com/office/word/2018/wordml" xmlns:w16du="http://schemas.microsoft.com/office/word/2023/wordml/word16du" xmlns:w16sdtdh="http://schemas.microsoft.com/office/word/2020/wordml/sdtdatahash" xmlns:w16se="http://schemas.microsoft.com/office/word/2015/wordml/symex" xmlns:wpg="http://schemas.microsoft.com/office/word/2010/wordprocessingGroup" xmlns:wpi="http://schemas.microsoft.com/office/word/2010/wordprocessingInk" xmlns:wne="http://schemas.microsoft.com/office/word/2006/wordml" xmlns:wps="http://schemas.microsoft.com/office/word/2010/wordprocessingShape" mc:Ignorable="w14 w15 w16se w16cid w16 w16cex w16sdtdh w16du wp14">
+<w:document xmlns:wpc="http://schemas.microsoft.com/office/word/2010/wordprocessingCanvas" xmlns:cx="http://schemas.microsoft.com/office/drawing/2014/chartex" xmlns:cx1="http://schemas.microsoft.com/office/drawing/2015/9/8/chartex" xmlns:cx2="http://schemas.microsoft.com/office/drawing/2015/10/21/chartex" xmlns:cx3="http://schemas.microsoft.com/office/drawing/2016/5/9/chartex" xmlns:cx4="http://schemas.microsoft.com/office/drawing/2016/5/10/chartex" xmlns:cx5="http://schemas.microsoft.com/office/drawing/2016/5/11/chartex" xmlns:cx6="http://schemas.microsoft.com/office/drawing/2016/5/12/chartex" xmlns:cx7="http://schemas.microsoft.com/office/drawing/2016/5/13/chartex" xmlns:cx8="http://schemas.microsoft.com/office/drawing/2016/5/14/chartex" xmlns:mc="http://schemas.openxmlformats.org/markup-compatibility/2006" xmlns:aink="http://schemas.microsoft.com/office/drawing/2016/ink" xmlns:am3d="http://schemas.microsoft.com/office/drawing/2017/model3d" xmlns:o="urn:schemas-microsoft-com:office:office" xmlns:oel="http://schemas.microsoft.com/office/2019/extlst" xmlns:r="http://schemas.openxmlformats.org/officeDocument/2006/relationships" xmlns:m="http://schemas.openxmlformats.org/officeDocument/2006/math" xmlns:v="urn:schemas-microsoft-com:vml" xmlns:wp14="http://schemas.microsoft.com/office/word/2010/wordprocessingDrawing" xmlns:wp="http://schemas.openxmlformats.org/drawingml/2006/wordprocessingDrawing" xmlns:w10="urn:schemas-microsoft-com:office:word" xmlns:w="http://schemas.openxmlformats.org/wordprocessingml/2006/main" xmlns:w14="http://schemas.microsoft.com/office/word/2010/wordml" xmlns:w15="http://schemas.microsoft.com/office/word/2012/wordml" xmlns:w16cex="http://schemas.microsoft.com/office/word/2018/wordml/cex" xmlns:w16cid="http://schemas.microsoft.com/office/word/2016/wordml/cid" xmlns:w16="http://schemas.microsoft.com/office/word/2018/wordml" xmlns:w16du="http://schemas.microsoft.com/office/word/2023/wordml/word16du" xmlns:w16sdtdh="http://schemas.microsoft.com/office/word/2020/wordml/sdtdatahash" xmlns:w16sdtfl="http://schemas.microsoft.com/office/word/2024/wordml/sdtformatlock" xmlns:w16se="http://schemas.microsoft.com/office/word/2015/wordml/symex" xmlns:wpg="http://schemas.microsoft.com/office/word/2010/wordprocessingGroup" xmlns:wpi="http://schemas.microsoft.com/office/word/2010/wordprocessingInk" xmlns:wne="http://schemas.microsoft.com/office/word/2006/wordml" xmlns:wps="http://schemas.microsoft.com/office/word/2010/wordprocessingShape" mc:Ignorable="w14 w15 w16se w16cid w16 w16cex w16sdtdh w16sdtfl w16du wp14">
   <w:body>
     <w:p>
       <w:pPr>
         <w:pStyle w:val="Caption"/>
+        <w:keepNext/>
+        <w:keepNext/>
       </w:pPr>
       <w:r>
         <w:t xml:space="preserve">Table </w:t>
       </w:r>
-      <w:r>
-        <w:fldChar w:fldCharType="begin"/>
-      </w:r>
-      <w:r>
-        <w:instrText xml:space="preserve"> SEQ Table \* ARABIC </w:instrText>
-      </w:r>
-      <w:r>
-        <w:fldChar w:fldCharType="separate"/>
-      </w:r>
-      <w:r>
-        <w:rPr>
-          <w:noProof/>
-        </w:rPr>
-        <w:t>1</w:t>
-      </w:r>
-      <w:r>
-        <w:rPr>
-          <w:noProof/>
-        </w:rPr>
-        <w:fldChar w:fldCharType="end"/>
-      </w:r>
+      <w:fldSimple w:instr=" SEQ Table \* ARABIC ">
+        <w:r>
+          <w:rPr>
+            <w:noProof/>
+          </w:rPr>
+          <w:t>1</w:t>
+        </w:r>
+      </w:fldSimple>
       <w:r>
         <w:t>: Pharmacokinetic Parameters of Theophylline</w:t>
       </w:r>
@@ -40,6 +29,7 @@
         <w:jc w:val="center"/>
         <w:tblW w:type="pct" w:w="5000"/>
         <w:tblLook w:firstRow="1" w:lastRow="0" w:firstColumn="0" w:lastColumn="0" w:noHBand="0" w:noVBand="1"/>
+        <w:tblDescription w:val="{rpfy}:theoph-pk-parameters.csv"/>
       </w:tblPr>
       <w:tr>
         <w:trPr>
@@ -132,7 +122,7 @@
                 <w:szCs w:val="20"/>
                 <w:color w:val="000000"/>
               </w:rPr>
-              <w:t xml:space="preserve">cmax</w:t>
+              <w:t xml:space="preserve">Cmax</w:t>
             </w:r>
           </w:p>
         </w:tc>
@@ -176,7 +166,7 @@
                 <w:szCs w:val="20"/>
                 <w:color w:val="000000"/>
               </w:rPr>
-              <w:t xml:space="preserve">tmax</w:t>
+              <w:t xml:space="preserve">Tmax</w:t>
             </w:r>
           </w:p>
         </w:tc>
@@ -220,7 +210,7 @@
                 <w:szCs w:val="20"/>
                 <w:color w:val="000000"/>
               </w:rPr>
-              <w:t xml:space="preserve">auc</w:t>
+              <w:t xml:space="preserve">AUC</w:t>
             </w:r>
           </w:p>
         </w:tc>
@@ -264,7 +254,7 @@
                 <w:szCs w:val="20"/>
                 <w:color w:val="000000"/>
               </w:rPr>
-              <w:t xml:space="preserve">wt</w:t>
+              <w:t xml:space="preserve">WTBL</w:t>
             </w:r>
           </w:p>
         </w:tc>
@@ -3000,7 +2990,7 @@
           <w:rFonts w:ascii="Arial Narrow"/>
           <w:sz w:val="20"/>
         </w:rPr>
-        <w:t>[Source: /cluster-data/user-homes/jacob/projects_internal/reportifyr_examples/scripts/01_analysis/analysis.R 2025-01-08 18:30:22]</w:t>
+        <w:t>[Source: scripts/01_analysis/analysis.R 2025-04-30 16:27:12]</w:t>
       </w:r>
       <w:r>
         <w:br/>
@@ -3010,7 +3000,7 @@
           <w:rFonts w:ascii="Arial Narrow"/>
           <w:sz w:val="20"/>
         </w:rPr>
-        <w:t>Notes: The table presents the summary of a simple pharmacokinetic parameter calculation. AUC was calculated using linear trapezoidal integration for ascending and non-loggable segments and log-linear trapezoidal integration for descending segments.</w:t>
+        <w:t xml:space="preserve">Notes: The table presents the summary of a simple pharmacokinetic parameter calculation. AUC was calculated using linear trapezoidal integration for ascending and non-loggable segments and log-linear trapezoidal integration for descending segments. </w:t>
       </w:r>
       <w:r>
         <w:br/>
@@ -3020,59 +3010,70 @@
           <w:rFonts w:ascii="Arial Narrow"/>
           <w:sz w:val="20"/>
         </w:rPr>
-        <w:t>Abbreviations: AUC: Area under the curve. CMAX: maximum concentration. TMAX: time to maximum concentration. WT: weight. </w:t>
+        <w:t>Abbreviations: AUC: area under the curve. C</w:t>
+      </w:r>
+      <w:r>
+        <w:rPr>
+          <w:rFonts w:ascii="Arial Narrow"/>
+          <w:sz w:val="20"/>
+          <w:vertAlign w:val="subscript"/>
+        </w:rPr>
+        <w:t>max</w:t>
+      </w:r>
+      <w:r>
+        <w:rPr>
+          <w:rFonts w:ascii="Arial Narrow"/>
+          <w:sz w:val="20"/>
+        </w:rPr>
+        <w:t>: peak (maximum) concentration. T</w:t>
+      </w:r>
+      <w:r>
+        <w:rPr>
+          <w:rFonts w:ascii="Arial Narrow"/>
+          <w:sz w:val="20"/>
+          <w:vertAlign w:val="subscript"/>
+        </w:rPr>
+        <w:t>max</w:t>
+      </w:r>
+      <w:r>
+        <w:rPr>
+          <w:rFonts w:ascii="Arial Narrow"/>
+          <w:sz w:val="20"/>
+        </w:rPr>
+        <w:t xml:space="preserve">: time of maximum concentration. WTBL: baseline weight. </w:t>
       </w:r>
     </w:p>
     <w:p/>
     <w:p>
       <w:pPr>
         <w:pStyle w:val="Caption"/>
+        <w:keepNext/>
+        <w:keepNext/>
       </w:pPr>
       <w:r>
         <w:t xml:space="preserve">Figure </w:t>
       </w:r>
-      <w:r>
-        <w:fldChar w:fldCharType="begin"/>
-      </w:r>
-      <w:r>
-        <w:instrText xml:space="preserve"> SEQ Figure \* ARABIC </w:instrText>
-      </w:r>
-      <w:r>
-        <w:fldChar w:fldCharType="separate"/>
-      </w:r>
-      <w:r>
-        <w:rPr>
-          <w:noProof/>
-        </w:rPr>
-        <w:t>1</w:t>
-      </w:r>
-      <w:r>
-        <w:rPr>
-          <w:noProof/>
-        </w:rPr>
-        <w:fldChar w:fldCharType="end"/>
-      </w:r>
+      <w:fldSimple w:instr=" SEQ Figure \* ARABIC ">
+        <w:r>
+          <w:rPr>
+            <w:noProof/>
+          </w:rPr>
+          <w:t>1</w:t>
+        </w:r>
+      </w:fldSimple>
       <w:r>
         <w:t>: Linear Regression of AUC and Subject Weight</w:t>
       </w:r>
     </w:p>
     <w:p>
-      <w:r/>
-      <w:proofErr w:type="spellStart"/>
-      <w:r/>
-      <w:proofErr w:type="spellEnd"/>
-      <w:r/>
-      <w:r/>
-      <w:r>
-        <w:rPr>
-          <w:noProof/>
-        </w:rPr>
-      </w:r>
+      <w:pPr>
+        <w:jc w:val="center"/>
+      </w:pPr>
       <w:r>
         <w:drawing>
           <wp:inline xmlns:a="http://schemas.openxmlformats.org/drawingml/2006/main" xmlns:pic="http://schemas.openxmlformats.org/drawingml/2006/picture">
             <wp:extent cx="5486400" cy="3657600"/>
-            <wp:docPr id="1" name="Picture 1"/>
+            <wp:docPr id="2" name="Picture 2" descr="{rpfy}:theoph-pk-exposure.png&lt;width: 6.0, height: 4.0&gt;"/>
             <wp:cNvGraphicFramePr>
               <a:graphicFrameLocks noChangeAspect="1"/>
             </wp:cNvGraphicFramePr>
@@ -3084,7 +3085,7 @@
                     <pic:cNvPicPr/>
                   </pic:nvPicPr>
                   <pic:blipFill>
-                    <a:blip r:embed="rId4"/>
+                    <a:blip r:embed="rId5"/>
                     <a:stretch>
                       <a:fillRect/>
                     </a:stretch>
@@ -3109,7 +3110,7 @@
           <w:rFonts w:ascii="Arial Narrow"/>
           <w:sz w:val="20"/>
         </w:rPr>
-        <w:t>[Source: /cluster-data/user-homes/jacob/projects_internal/reportifyr_examples/scripts/01_analysis/analysis.R 2025-01-08 18:30:22]</w:t>
+        <w:t>[Source: scripts/01_analysis/analysis.R 2025-04-30 16:27:12]</w:t>
       </w:r>
       <w:r>
         <w:br/>
@@ -3119,7 +3120,7 @@
           <w:rFonts w:ascii="Arial Narrow"/>
           <w:sz w:val="20"/>
         </w:rPr>
-        <w:t>Notes: The plot shows a linear regression model, where the dots represent the observed data points and the line represents the fitted linear regression line. AUC was calculated using linear trapezoidal integration for ascending and non-loggable segments and log-linear trapezoidal integration for descending segments.</w:t>
+        <w:t xml:space="preserve">Notes: The plot shows a linear regression model, where the dots represent the observed data points and the line represents the fitted linear regression line. AUC was calculated using linear trapezoidal integration for ascending and non-loggable segments and log-linear trapezoidal integration for descending segments. </w:t>
       </w:r>
       <w:r>
         <w:br/>
@@ -3129,23 +3130,159 @@
           <w:rFonts w:ascii="Arial Narrow"/>
           <w:sz w:val="20"/>
         </w:rPr>
-        <w:t>Abbreviations: AUC: Area under the curve. </w:t>
+        <w:t xml:space="preserve">Abbreviations: AUC: area under the curve. WTBL: baseline weight. </w:t>
+      </w:r>
+    </w:p>
+    <w:p/>
+    <w:p>
+      <w:pPr>
+        <w:pStyle w:val="Caption"/>
+        <w:keepNext/>
+      </w:pPr>
+      <w:r>
+        <w:lastRenderedPageBreak/>
+        <w:t xml:space="preserve">Figure </w:t>
+      </w:r>
+      <w:r>
+        <w:fldChar w:fldCharType="begin"/>
+      </w:r>
+      <w:r>
+        <w:instrText xml:space="preserve"> SEQ Figure \* ARABIC </w:instrText>
+      </w:r>
+      <w:r>
+        <w:fldChar w:fldCharType="separate"/>
+      </w:r>
+      <w:r>
+        <w:rPr>
+          <w:noProof/>
+        </w:rPr>
+        <w:t>2</w:t>
+      </w:r>
+      <w:r>
+        <w:rPr>
+          <w:noProof/>
+        </w:rPr>
+        <w:fldChar w:fldCharType="end"/>
+      </w:r>
+      <w:r>
+        <w:t xml:space="preserve">: </w:t>
+      </w:r>
+      <w:r>
+        <w:t>Observed Theophylline Concentration–Time Profiles</w:t>
+      </w:r>
+    </w:p>
+    <w:p>
+      <w:pPr>
+        <w:jc w:val="center"/>
+      </w:pPr>
+      <w:r>
+        <w:drawing>
+          <wp:inline xmlns:a="http://schemas.openxmlformats.org/drawingml/2006/main" xmlns:pic="http://schemas.openxmlformats.org/drawingml/2006/picture">
+            <wp:extent cx="5486400" cy="3657600"/>
+            <wp:docPr id="1" name="Picture 1" descr="{rpfy}:theoph-pk-conc.png&lt;width: 6.0, height: 4.0&gt;"/>
+            <wp:cNvGraphicFramePr>
+              <a:graphicFrameLocks noChangeAspect="1"/>
+            </wp:cNvGraphicFramePr>
+            <a:graphic>
+              <a:graphicData uri="http://schemas.openxmlformats.org/drawingml/2006/picture">
+                <pic:pic>
+                  <pic:nvPicPr>
+                    <pic:cNvPr id="0" name="image.png"/>
+                    <pic:cNvPicPr/>
+                  </pic:nvPicPr>
+                  <pic:blipFill>
+                    <a:blip r:embed="rId6"/>
+                    <a:stretch>
+                      <a:fillRect/>
+                    </a:stretch>
+                  </pic:blipFill>
+                  <pic:spPr>
+                    <a:xfrm>
+                      <a:off x="0" y="0"/>
+                      <a:ext cx="5486400" cy="3657600"/>
+                    </a:xfrm>
+                    <a:prstGeom prst="rect"/>
+                  </pic:spPr>
+                </pic:pic>
+              </a:graphicData>
+            </a:graphic>
+          </wp:inline>
+        </w:drawing>
+      </w:r>
+    </w:p>
+    <w:p>
+      <w:r>
+        <w:rPr>
+          <w:rFonts w:ascii="Arial Narrow"/>
+          <w:sz w:val="20"/>
+        </w:rPr>
+        <w:t>[Source: scripts/01_analysis/analysis.R 2025-04-30 16:27:12]</w:t>
+      </w:r>
+      <w:r>
+        <w:br/>
+      </w:r>
+      <w:r>
+        <w:rPr>
+          <w:rFonts w:ascii="Arial Narrow"/>
+          <w:sz w:val="20"/>
+        </w:rPr>
+        <w:t xml:space="preserve">Notes: This plot shows individual concentration-time trajectories for subjects in the study. The x-axis represents time (hours) and the y-axis shows drug concentration (ng/mL). Each line corresponds to a subject's concentration profile, illustrating variability in pharmacokinetics across the population. Key points like peak concentration (Cmax) and time to peak (Tmax) can be identified visually. No aggregation or smoothing has been applied, preserving the raw individual data. Each colored line represents the observed concentration–time profile for a specific subject identifier. </w:t>
+      </w:r>
+      <w:r>
+        <w:br/>
+      </w:r>
+      <w:r>
+        <w:rPr>
+          <w:rFonts w:ascii="Arial Narrow"/>
+          <w:sz w:val="20"/>
+        </w:rPr>
+        <w:t>Abbreviations: C</w:t>
+      </w:r>
+      <w:r>
+        <w:rPr>
+          <w:rFonts w:ascii="Arial Narrow"/>
+          <w:sz w:val="20"/>
+          <w:vertAlign w:val="subscript"/>
+        </w:rPr>
+        <w:t>max</w:t>
+      </w:r>
+      <w:r>
+        <w:rPr>
+          <w:rFonts w:ascii="Arial Narrow"/>
+          <w:sz w:val="20"/>
+        </w:rPr>
+        <w:t>: peak (maximum) concentration. T</w:t>
+      </w:r>
+      <w:r>
+        <w:rPr>
+          <w:rFonts w:ascii="Arial Narrow"/>
+          <w:sz w:val="20"/>
+          <w:vertAlign w:val="subscript"/>
+        </w:rPr>
+        <w:t>max</w:t>
+      </w:r>
+      <w:r>
+        <w:rPr>
+          <w:rFonts w:ascii="Arial Narrow"/>
+          <w:sz w:val="20"/>
+        </w:rPr>
+        <w:t xml:space="preserve">: time of maximum concentration. </w:t>
       </w:r>
     </w:p>
     <w:p/>
     <w:sectPr>
+      <w:type w:val="continuous"/>
       <w:pgSz w:w="12240" w:h="15840"/>
       <w:pgMar w:top="1440" w:right="1440" w:bottom="1440" w:left="1440" w:header="720" w:footer="720" w:gutter="0"/>
       <w:cols w:space="720"/>
       <w:docGrid w:linePitch="360"/>
-      <w:type w:val="continuous"/>
     </w:sectPr>
   </w:body>
 </w:document>
 </file>
 
 <file path=word/styles.xml><?xml version="1.0" encoding="utf-8"?>
-<w:styles xmlns:mc="http://schemas.openxmlformats.org/markup-compatibility/2006" xmlns:r="http://schemas.openxmlformats.org/officeDocument/2006/relationships" xmlns:w="http://schemas.openxmlformats.org/wordprocessingml/2006/main" xmlns:w14="http://schemas.microsoft.com/office/word/2010/wordml" xmlns:w15="http://schemas.microsoft.com/office/word/2012/wordml" xmlns:w16cex="http://schemas.microsoft.com/office/word/2018/wordml/cex" xmlns:w16cid="http://schemas.microsoft.com/office/word/2016/wordml/cid" xmlns:w16="http://schemas.microsoft.com/office/word/2018/wordml" xmlns:w16du="http://schemas.microsoft.com/office/word/2023/wordml/word16du" xmlns:w16sdtdh="http://schemas.microsoft.com/office/word/2020/wordml/sdtdatahash" xmlns:w16se="http://schemas.microsoft.com/office/word/2015/wordml/symex" mc:Ignorable="w14 w15 w16se w16cid w16 w16cex w16sdtdh w16du">
+<w:styles xmlns:mc="http://schemas.openxmlformats.org/markup-compatibility/2006" xmlns:r="http://schemas.openxmlformats.org/officeDocument/2006/relationships" xmlns:w="http://schemas.openxmlformats.org/wordprocessingml/2006/main" xmlns:w14="http://schemas.microsoft.com/office/word/2010/wordml" xmlns:w15="http://schemas.microsoft.com/office/word/2012/wordml" xmlns:w16cex="http://schemas.microsoft.com/office/word/2018/wordml/cex" xmlns:w16cid="http://schemas.microsoft.com/office/word/2016/wordml/cid" xmlns:w16="http://schemas.microsoft.com/office/word/2018/wordml" xmlns:w16du="http://schemas.microsoft.com/office/word/2023/wordml/word16du" xmlns:w16sdtdh="http://schemas.microsoft.com/office/word/2020/wordml/sdtdatahash" xmlns:w16sdtfl="http://schemas.microsoft.com/office/word/2024/wordml/sdtformatlock" xmlns:w16se="http://schemas.microsoft.com/office/word/2015/wordml/symex" mc:Ignorable="w14 w15 w16se w16cid w16 w16cex w16sdtdh w16sdtfl w16du">
   <w:docDefaults>
     <w:rPrDefault>
       <w:rPr>
@@ -3540,7 +3677,6 @@
   <w:style w:type="paragraph" w:default="1" w:styleId="Normal">
     <w:name w:val="Normal"/>
     <w:qFormat/>
-    <w:rsid w:val="004C278F"/>
   </w:style>
   <w:style w:type="paragraph" w:styleId="Heading1">
     <w:name w:val="heading 1"/>
@@ -3549,7 +3685,7 @@
     <w:link w:val="Heading1Char"/>
     <w:uiPriority w:val="9"/>
     <w:qFormat/>
-    <w:rsid w:val="004C278F"/>
+    <w:rsid w:val="006A5A9F"/>
     <w:pPr>
       <w:keepNext/>
       <w:keepLines/>
@@ -3572,7 +3708,7 @@
     <w:semiHidden/>
     <w:unhideWhenUsed/>
     <w:qFormat/>
-    <w:rsid w:val="004C278F"/>
+    <w:rsid w:val="006A5A9F"/>
     <w:pPr>
       <w:keepNext/>
       <w:keepLines/>
@@ -3595,7 +3731,7 @@
     <w:semiHidden/>
     <w:unhideWhenUsed/>
     <w:qFormat/>
-    <w:rsid w:val="004C278F"/>
+    <w:rsid w:val="006A5A9F"/>
     <w:pPr>
       <w:keepNext/>
       <w:keepLines/>
@@ -3618,7 +3754,7 @@
     <w:semiHidden/>
     <w:unhideWhenUsed/>
     <w:qFormat/>
-    <w:rsid w:val="004C278F"/>
+    <w:rsid w:val="006A5A9F"/>
     <w:pPr>
       <w:keepNext/>
       <w:keepLines/>
@@ -3641,7 +3777,7 @@
     <w:semiHidden/>
     <w:unhideWhenUsed/>
     <w:qFormat/>
-    <w:rsid w:val="004C278F"/>
+    <w:rsid w:val="006A5A9F"/>
     <w:pPr>
       <w:keepNext/>
       <w:keepLines/>
@@ -3662,7 +3798,7 @@
     <w:semiHidden/>
     <w:unhideWhenUsed/>
     <w:qFormat/>
-    <w:rsid w:val="004C278F"/>
+    <w:rsid w:val="006A5A9F"/>
     <w:pPr>
       <w:keepNext/>
       <w:keepLines/>
@@ -3685,7 +3821,7 @@
     <w:semiHidden/>
     <w:unhideWhenUsed/>
     <w:qFormat/>
-    <w:rsid w:val="004C278F"/>
+    <w:rsid w:val="006A5A9F"/>
     <w:pPr>
       <w:keepNext/>
       <w:keepLines/>
@@ -3706,7 +3842,7 @@
     <w:semiHidden/>
     <w:unhideWhenUsed/>
     <w:qFormat/>
-    <w:rsid w:val="004C278F"/>
+    <w:rsid w:val="006A5A9F"/>
     <w:pPr>
       <w:keepNext/>
       <w:keepLines/>
@@ -3728,7 +3864,7 @@
     <w:semiHidden/>
     <w:unhideWhenUsed/>
     <w:qFormat/>
-    <w:rsid w:val="004C278F"/>
+    <w:rsid w:val="006A5A9F"/>
     <w:pPr>
       <w:keepNext/>
       <w:keepLines/>
@@ -3898,7 +4034,7 @@
     <w:basedOn w:val="DefaultParagraphFont"/>
     <w:link w:val="Heading1"/>
     <w:uiPriority w:val="9"/>
-    <w:rsid w:val="004C278F"/>
+    <w:rsid w:val="006A5A9F"/>
     <w:rPr>
       <w:rFonts w:asciiTheme="majorHAnsi" w:eastAsiaTheme="majorEastAsia" w:hAnsiTheme="majorHAnsi" w:cstheme="majorBidi"/>
       <w:color w:val="0F4761" w:themeColor="accent1" w:themeShade="BF"/>
@@ -3912,7 +4048,7 @@
     <w:link w:val="Heading2"/>
     <w:uiPriority w:val="9"/>
     <w:semiHidden/>
-    <w:rsid w:val="004C278F"/>
+    <w:rsid w:val="006A5A9F"/>
     <w:rPr>
       <w:rFonts w:asciiTheme="majorHAnsi" w:eastAsiaTheme="majorEastAsia" w:hAnsiTheme="majorHAnsi" w:cstheme="majorBidi"/>
       <w:color w:val="0F4761" w:themeColor="accent1" w:themeShade="BF"/>
@@ -3926,7 +4062,7 @@
     <w:link w:val="Heading3"/>
     <w:uiPriority w:val="9"/>
     <w:semiHidden/>
-    <w:rsid w:val="004C278F"/>
+    <w:rsid w:val="006A5A9F"/>
     <w:rPr>
       <w:rFonts w:eastAsiaTheme="majorEastAsia" w:cstheme="majorBidi"/>
       <w:color w:val="0F4761" w:themeColor="accent1" w:themeShade="BF"/>
@@ -3940,7 +4076,7 @@
     <w:link w:val="Heading4"/>
     <w:uiPriority w:val="9"/>
     <w:semiHidden/>
-    <w:rsid w:val="004C278F"/>
+    <w:rsid w:val="006A5A9F"/>
     <w:rPr>
       <w:rFonts w:eastAsiaTheme="majorEastAsia" w:cstheme="majorBidi"/>
       <w:i/>
@@ -3954,7 +4090,7 @@
     <w:link w:val="Heading5"/>
     <w:uiPriority w:val="9"/>
     <w:semiHidden/>
-    <w:rsid w:val="004C278F"/>
+    <w:rsid w:val="006A5A9F"/>
     <w:rPr>
       <w:rFonts w:eastAsiaTheme="majorEastAsia" w:cstheme="majorBidi"/>
       <w:color w:val="0F4761" w:themeColor="accent1" w:themeShade="BF"/>
@@ -3966,7 +4102,7 @@
     <w:link w:val="Heading6"/>
     <w:uiPriority w:val="9"/>
     <w:semiHidden/>
-    <w:rsid w:val="004C278F"/>
+    <w:rsid w:val="006A5A9F"/>
     <w:rPr>
       <w:rFonts w:eastAsiaTheme="majorEastAsia" w:cstheme="majorBidi"/>
       <w:i/>
@@ -3980,7 +4116,7 @@
     <w:link w:val="Heading7"/>
     <w:uiPriority w:val="9"/>
     <w:semiHidden/>
-    <w:rsid w:val="004C278F"/>
+    <w:rsid w:val="006A5A9F"/>
     <w:rPr>
       <w:rFonts w:eastAsiaTheme="majorEastAsia" w:cstheme="majorBidi"/>
       <w:color w:val="595959" w:themeColor="text1" w:themeTint="A6"/>
@@ -3992,7 +4128,7 @@
     <w:link w:val="Heading8"/>
     <w:uiPriority w:val="9"/>
     <w:semiHidden/>
-    <w:rsid w:val="004C278F"/>
+    <w:rsid w:val="006A5A9F"/>
     <w:rPr>
       <w:rFonts w:eastAsiaTheme="majorEastAsia" w:cstheme="majorBidi"/>
       <w:i/>
@@ -4006,7 +4142,7 @@
     <w:link w:val="Heading9"/>
     <w:uiPriority w:val="9"/>
     <w:semiHidden/>
-    <w:rsid w:val="004C278F"/>
+    <w:rsid w:val="006A5A9F"/>
     <w:rPr>
       <w:rFonts w:eastAsiaTheme="majorEastAsia" w:cstheme="majorBidi"/>
       <w:color w:val="272727" w:themeColor="text1" w:themeTint="D8"/>
@@ -4019,7 +4155,7 @@
     <w:link w:val="TitleChar"/>
     <w:uiPriority w:val="10"/>
     <w:qFormat/>
-    <w:rsid w:val="004C278F"/>
+    <w:rsid w:val="006A5A9F"/>
     <w:pPr>
       <w:spacing w:after="80"/>
       <w:contextualSpacing/>
@@ -4037,7 +4173,7 @@
     <w:basedOn w:val="DefaultParagraphFont"/>
     <w:link w:val="Title"/>
     <w:uiPriority w:val="10"/>
-    <w:rsid w:val="004C278F"/>
+    <w:rsid w:val="006A5A9F"/>
     <w:rPr>
       <w:rFonts w:asciiTheme="majorHAnsi" w:eastAsiaTheme="majorEastAsia" w:hAnsiTheme="majorHAnsi" w:cstheme="majorBidi"/>
       <w:spacing w:val="-10"/>
@@ -4053,7 +4189,7 @@
     <w:link w:val="SubtitleChar"/>
     <w:uiPriority w:val="11"/>
     <w:qFormat/>
-    <w:rsid w:val="004C278F"/>
+    <w:rsid w:val="006A5A9F"/>
     <w:pPr>
       <w:numPr>
         <w:ilvl w:val="1"/>
@@ -4073,7 +4209,7 @@
     <w:basedOn w:val="DefaultParagraphFont"/>
     <w:link w:val="Subtitle"/>
     <w:uiPriority w:val="11"/>
-    <w:rsid w:val="004C278F"/>
+    <w:rsid w:val="006A5A9F"/>
     <w:rPr>
       <w:rFonts w:eastAsiaTheme="majorEastAsia" w:cstheme="majorBidi"/>
       <w:color w:val="595959" w:themeColor="text1" w:themeTint="A6"/>
@@ -4089,7 +4225,7 @@
     <w:link w:val="QuoteChar"/>
     <w:uiPriority w:val="29"/>
     <w:qFormat/>
-    <w:rsid w:val="004C278F"/>
+    <w:rsid w:val="006A5A9F"/>
     <w:pPr>
       <w:spacing w:before="160" w:after="160"/>
       <w:jc w:val="center"/>
@@ -4105,7 +4241,7 @@
     <w:basedOn w:val="DefaultParagraphFont"/>
     <w:link w:val="Quote"/>
     <w:uiPriority w:val="29"/>
-    <w:rsid w:val="004C278F"/>
+    <w:rsid w:val="006A5A9F"/>
     <w:rPr>
       <w:i/>
       <w:iCs/>
@@ -4117,7 +4253,7 @@
     <w:basedOn w:val="Normal"/>
     <w:uiPriority w:val="34"/>
     <w:qFormat/>
-    <w:rsid w:val="004C278F"/>
+    <w:rsid w:val="006A5A9F"/>
     <w:pPr>
       <w:ind w:left="720"/>
       <w:contextualSpacing/>
@@ -4128,7 +4264,7 @@
     <w:basedOn w:val="DefaultParagraphFont"/>
     <w:uiPriority w:val="21"/>
     <w:qFormat/>
-    <w:rsid w:val="004C278F"/>
+    <w:rsid w:val="006A5A9F"/>
     <w:rPr>
       <w:i/>
       <w:iCs/>
@@ -4142,7 +4278,7 @@
     <w:link w:val="IntenseQuoteChar"/>
     <w:uiPriority w:val="30"/>
     <w:qFormat/>
-    <w:rsid w:val="004C278F"/>
+    <w:rsid w:val="006A5A9F"/>
     <w:pPr>
       <w:pBdr>
         <w:top w:val="single" w:sz="4" w:space="10" w:color="0F4761" w:themeColor="accent1" w:themeShade="BF"/>
@@ -4163,7 +4299,7 @@
     <w:basedOn w:val="DefaultParagraphFont"/>
     <w:link w:val="IntenseQuote"/>
     <w:uiPriority w:val="30"/>
-    <w:rsid w:val="004C278F"/>
+    <w:rsid w:val="006A5A9F"/>
     <w:rPr>
       <w:i/>
       <w:iCs/>
@@ -4175,7 +4311,7 @@
     <w:basedOn w:val="DefaultParagraphFont"/>
     <w:uiPriority w:val="32"/>
     <w:qFormat/>
-    <w:rsid w:val="004C278F"/>
+    <w:rsid w:val="006A5A9F"/>
     <w:rPr>
       <w:b/>
       <w:bCs/>
@@ -4480,4 +4616,16 @@
     </a:ext>
   </a:extLst>
 </a:theme>
+</file>
+
+<file path=customXml/item1.xml><?xml version="1.0" encoding="utf-8"?>
+<b:Sources xmlns:b="http://schemas.openxmlformats.org/officeDocument/2006/bibliography" xmlns="http://schemas.openxmlformats.org/officeDocument/2006/bibliography" SelectedStyle="/APASixthEditionOfficeOnline.xsl" StyleName="APA" Version="6"/>
+</file>
+
+<file path=customXml/itemProps1.xml><?xml version="1.0" encoding="utf-8"?>
+<ds:datastoreItem xmlns:ds="http://schemas.openxmlformats.org/officeDocument/2006/customXml" ds:itemID="{2C8848F1-298D-B043-B858-936A0F17123D}">
+  <ds:schemaRefs>
+    <ds:schemaRef ds:uri="http://schemas.openxmlformats.org/officeDocument/2006/bibliography"/>
+  </ds:schemaRefs>
+</ds:datastoreItem>
 </file>
--- a/report/final/template-final.docx
+++ b/report/final/template-final.docx
@@ -6,19 +6,31 @@
       <w:pPr>
         <w:pStyle w:val="Caption"/>
         <w:keepNext/>
-        <w:keepNext/>
       </w:pPr>
       <w:r>
         <w:t xml:space="preserve">Table </w:t>
       </w:r>
-      <w:fldSimple w:instr=" SEQ Table \* ARABIC ">
-        <w:r>
-          <w:rPr>
-            <w:noProof/>
-          </w:rPr>
-          <w:t>1</w:t>
-        </w:r>
-      </w:fldSimple>
+      <w:r>
+        <w:fldChar w:fldCharType="begin"/>
+      </w:r>
+      <w:r>
+        <w:instrText xml:space="preserve"> SEQ Table \* ARABIC </w:instrText>
+      </w:r>
+      <w:r>
+        <w:fldChar w:fldCharType="separate"/>
+      </w:r>
+      <w:r>
+        <w:rPr>
+          <w:noProof/>
+        </w:rPr>
+        <w:t>1</w:t>
+      </w:r>
+      <w:r>
+        <w:rPr>
+          <w:noProof/>
+        </w:rPr>
+        <w:fldChar w:fldCharType="end"/>
+      </w:r>
       <w:r>
         <w:t>: Pharmacokinetic Parameters of Theophylline</w:t>
       </w:r>
@@ -3048,19 +3060,28 @@
       <w:pPr>
         <w:pStyle w:val="Caption"/>
         <w:keepNext/>
-        <w:keepNext/>
       </w:pPr>
       <w:r>
         <w:t xml:space="preserve">Figure </w:t>
       </w:r>
-      <w:fldSimple w:instr=" SEQ Figure \* ARABIC ">
-        <w:r>
-          <w:rPr>
-            <w:noProof/>
-          </w:rPr>
-          <w:t>1</w:t>
-        </w:r>
-      </w:fldSimple>
+      <w:r>
+        <w:fldChar w:fldCharType="begin"/>
+      </w:r>
+      <w:r>
+        <w:instrText xml:space="preserve"> SEQ Figure \* ARABIC </w:instrText>
+      </w:r>
+      <w:r>
+        <w:fldChar w:fldCharType="separate"/>
+      </w:r>
+      <w:r>
+        <w:rPr>
+          <w:noProof/>
+        </w:rPr>
+        <w:t>1</w:t>
+      </w:r>
+      <w:r>
+        <w:fldChar w:fldCharType="end"/>
+      </w:r>
       <w:r>
         <w:t>: Linear Regression of AUC and Subject Weight</w:t>
       </w:r>
@@ -3073,7 +3094,7 @@
         <w:drawing>
           <wp:inline xmlns:a="http://schemas.openxmlformats.org/drawingml/2006/main" xmlns:pic="http://schemas.openxmlformats.org/drawingml/2006/picture">
             <wp:extent cx="5486400" cy="3657600"/>
-            <wp:docPr id="2" name="Picture 2" descr="{rpfy}:theoph-pk-exposure.png&lt;width: 6.0, height: 4.0&gt;"/>
+            <wp:docPr id="2" name="Picture 2" descr="{rpfy}:theoph-pk-exposure.png"/>
             <wp:cNvGraphicFramePr>
               <a:graphicFrameLocks noChangeAspect="1"/>
             </wp:cNvGraphicFramePr>
@@ -3081,11 +3102,11 @@
               <a:graphicData uri="http://schemas.openxmlformats.org/drawingml/2006/picture">
                 <pic:pic>
                   <pic:nvPicPr>
-                    <pic:cNvPr id="0" name="image.png"/>
+                    <pic:cNvPr id="0" name="theoph-pk-exposure.png"/>
                     <pic:cNvPicPr/>
                   </pic:nvPicPr>
                   <pic:blipFill>
-                    <a:blip r:embed="rId5"/>
+                    <a:blip r:embed="rId8"/>
                     <a:stretch>
                       <a:fillRect/>
                     </a:stretch>
@@ -3140,7 +3161,6 @@
         <w:keepNext/>
       </w:pPr>
       <w:r>
-        <w:lastRenderedPageBreak/>
         <w:t xml:space="preserve">Figure </w:t>
       </w:r>
       <w:r>
@@ -3159,16 +3179,10 @@
         <w:t>2</w:t>
       </w:r>
       <w:r>
-        <w:rPr>
-          <w:noProof/>
-        </w:rPr>
         <w:fldChar w:fldCharType="end"/>
       </w:r>
       <w:r>
-        <w:t xml:space="preserve">: </w:t>
-      </w:r>
-      <w:r>
-        <w:t>Observed Theophylline Concentration–Time Profiles</w:t>
+        <w:t>: Observed Theophylline Concentration-Time Profiles</w:t>
       </w:r>
     </w:p>
     <w:p>
@@ -3179,7 +3193,7 @@
         <w:drawing>
           <wp:inline xmlns:a="http://schemas.openxmlformats.org/drawingml/2006/main" xmlns:pic="http://schemas.openxmlformats.org/drawingml/2006/picture">
             <wp:extent cx="5486400" cy="3657600"/>
-            <wp:docPr id="1" name="Picture 1" descr="{rpfy}:theoph-pk-conc.png&lt;width: 6.0, height: 4.0&gt;"/>
+            <wp:docPr id="1" name="Picture 1" descr="{rpfy}:theoph-pk-conc.png"/>
             <wp:cNvGraphicFramePr>
               <a:graphicFrameLocks noChangeAspect="1"/>
             </wp:cNvGraphicFramePr>
@@ -3187,11 +3201,11 @@
               <a:graphicData uri="http://schemas.openxmlformats.org/drawingml/2006/picture">
                 <pic:pic>
                   <pic:nvPicPr>
-                    <pic:cNvPr id="0" name="image.png"/>
+                    <pic:cNvPr id="0" name="theoph-pk-conc.png"/>
                     <pic:cNvPicPr/>
                   </pic:nvPicPr>
                   <pic:blipFill>
-                    <a:blip r:embed="rId6"/>
+                    <a:blip r:embed="rId7"/>
                     <a:stretch>
                       <a:fillRect/>
                     </a:stretch>
@@ -3271,11 +3285,11 @@
     </w:p>
     <w:p/>
     <w:sectPr>
-      <w:type w:val="continuous"/>
       <w:pgSz w:w="12240" w:h="15840"/>
       <w:pgMar w:top="1440" w:right="1440" w:bottom="1440" w:left="1440" w:header="720" w:footer="720" w:gutter="0"/>
       <w:cols w:space="720"/>
       <w:docGrid w:linePitch="360"/>
+      <w:type w:val="continuous"/>
     </w:sectPr>
   </w:body>
 </w:document>
@@ -3294,7 +3308,11 @@
         <w14:ligatures w14:val="standardContextual"/>
       </w:rPr>
     </w:rPrDefault>
-    <w:pPrDefault/>
+    <w:pPrDefault>
+      <w:pPr>
+        <w:spacing w:after="160" w:line="278" w:lineRule="auto"/>
+      </w:pPr>
+    </w:pPrDefault>
   </w:docDefaults>
   <w:latentStyles w:defLockedState="0" w:defUIPriority="99" w:defSemiHidden="0" w:defUnhideWhenUsed="0" w:defQFormat="0" w:count="376">
     <w:lsdException w:name="Normal" w:uiPriority="0" w:qFormat="1"/>
@@ -3685,7 +3703,7 @@
     <w:link w:val="Heading1Char"/>
     <w:uiPriority w:val="9"/>
     <w:qFormat/>
-    <w:rsid w:val="006A5A9F"/>
+    <w:rsid w:val="00290F89"/>
     <w:pPr>
       <w:keepNext/>
       <w:keepLines/>
@@ -3708,7 +3726,7 @@
     <w:semiHidden/>
     <w:unhideWhenUsed/>
     <w:qFormat/>
-    <w:rsid w:val="006A5A9F"/>
+    <w:rsid w:val="00290F89"/>
     <w:pPr>
       <w:keepNext/>
       <w:keepLines/>
@@ -3731,7 +3749,7 @@
     <w:semiHidden/>
     <w:unhideWhenUsed/>
     <w:qFormat/>
-    <w:rsid w:val="006A5A9F"/>
+    <w:rsid w:val="00290F89"/>
     <w:pPr>
       <w:keepNext/>
       <w:keepLines/>
@@ -3754,7 +3772,7 @@
     <w:semiHidden/>
     <w:unhideWhenUsed/>
     <w:qFormat/>
-    <w:rsid w:val="006A5A9F"/>
+    <w:rsid w:val="00290F89"/>
     <w:pPr>
       <w:keepNext/>
       <w:keepLines/>
@@ -3777,7 +3795,7 @@
     <w:semiHidden/>
     <w:unhideWhenUsed/>
     <w:qFormat/>
-    <w:rsid w:val="006A5A9F"/>
+    <w:rsid w:val="00290F89"/>
     <w:pPr>
       <w:keepNext/>
       <w:keepLines/>
@@ -3798,11 +3816,11 @@
     <w:semiHidden/>
     <w:unhideWhenUsed/>
     <w:qFormat/>
-    <w:rsid w:val="006A5A9F"/>
+    <w:rsid w:val="00290F89"/>
     <w:pPr>
       <w:keepNext/>
       <w:keepLines/>
-      <w:spacing w:before="40"/>
+      <w:spacing w:before="40" w:after="0"/>
       <w:outlineLvl w:val="5"/>
     </w:pPr>
     <w:rPr>
@@ -3821,11 +3839,11 @@
     <w:semiHidden/>
     <w:unhideWhenUsed/>
     <w:qFormat/>
-    <w:rsid w:val="006A5A9F"/>
+    <w:rsid w:val="00290F89"/>
     <w:pPr>
       <w:keepNext/>
       <w:keepLines/>
-      <w:spacing w:before="40"/>
+      <w:spacing w:before="40" w:after="0"/>
       <w:outlineLvl w:val="6"/>
     </w:pPr>
     <w:rPr>
@@ -3842,10 +3860,11 @@
     <w:semiHidden/>
     <w:unhideWhenUsed/>
     <w:qFormat/>
-    <w:rsid w:val="006A5A9F"/>
+    <w:rsid w:val="00290F89"/>
     <w:pPr>
       <w:keepNext/>
       <w:keepLines/>
+      <w:spacing w:after="0"/>
       <w:outlineLvl w:val="7"/>
     </w:pPr>
     <w:rPr>
@@ -3864,10 +3883,11 @@
     <w:semiHidden/>
     <w:unhideWhenUsed/>
     <w:qFormat/>
-    <w:rsid w:val="006A5A9F"/>
+    <w:rsid w:val="00290F89"/>
     <w:pPr>
       <w:keepNext/>
       <w:keepLines/>
+      <w:spacing w:after="0"/>
       <w:outlineLvl w:val="8"/>
     </w:pPr>
     <w:rPr>
@@ -3902,139 +3922,12 @@
     <w:semiHidden/>
     <w:unhideWhenUsed/>
   </w:style>
-  <w:style w:type="paragraph" w:styleId="TOC1">
-    <w:name w:val="toc 1"/>
-    <w:aliases w:val="TOC 1 - Quarto"/>
-    <w:basedOn w:val="Normal"/>
-    <w:next w:val="Normal"/>
-    <w:autoRedefine/>
-    <w:uiPriority w:val="39"/>
-    <w:semiHidden/>
-    <w:unhideWhenUsed/>
-    <w:rsid w:val="00C0551F"/>
-    <w:pPr>
-      <w:keepNext/>
-      <w:pageBreakBefore/>
-      <w:spacing w:after="100"/>
-    </w:pPr>
-    <w:rPr>
-      <w:sz w:val="40"/>
-    </w:rPr>
-  </w:style>
-  <w:style w:type="paragraph" w:styleId="Caption">
-    <w:name w:val="caption"/>
-    <w:basedOn w:val="Normal"/>
-    <w:next w:val="Normal"/>
-    <w:uiPriority w:val="35"/>
-    <w:unhideWhenUsed/>
-    <w:qFormat/>
-    <w:rsid w:val="00F66170"/>
-    <w:pPr>
-      <w:spacing w:after="200"/>
-      <w:contextualSpacing/>
-    </w:pPr>
-    <w:rPr>
-      <w:i/>
-      <w:iCs/>
-      <w:color w:val="0E2841" w:themeColor="text2"/>
-      <w:sz w:val="18"/>
-      <w:szCs w:val="18"/>
-    </w:rPr>
-  </w:style>
-  <w:style w:type="paragraph" w:styleId="TOC4">
-    <w:name w:val="toc 4"/>
-    <w:basedOn w:val="TOC3"/>
-    <w:next w:val="Normal"/>
-    <w:autoRedefine/>
-    <w:uiPriority w:val="39"/>
-    <w:unhideWhenUsed/>
-    <w:rsid w:val="009F3CFA"/>
-    <w:pPr>
-      <w:tabs>
-        <w:tab w:val="left" w:pos="1100"/>
-        <w:tab w:val="right" w:leader="dot" w:pos="9350"/>
-      </w:tabs>
-      <w:ind w:left="720"/>
-    </w:pPr>
-    <w:rPr>
-      <w:rFonts w:ascii="Times New Roman" w:eastAsia="Times New Roman" w:hAnsi="Times New Roman" w:cstheme="minorHAnsi"/>
-      <w:kern w:val="0"/>
-      <w:sz w:val="20"/>
-      <w:szCs w:val="20"/>
-      <w14:ligatures w14:val="none"/>
-    </w:rPr>
-  </w:style>
-  <w:style w:type="paragraph" w:styleId="TOC3">
-    <w:name w:val="toc 3"/>
-    <w:basedOn w:val="Normal"/>
-    <w:next w:val="Normal"/>
-    <w:autoRedefine/>
-    <w:uiPriority w:val="39"/>
-    <w:semiHidden/>
-    <w:unhideWhenUsed/>
-    <w:rsid w:val="009F3CFA"/>
-    <w:pPr>
-      <w:spacing w:after="100"/>
-      <w:ind w:left="480"/>
-    </w:pPr>
-  </w:style>
-  <w:style w:type="paragraph" w:customStyle="1" w:styleId="ImageCaption">
-    <w:name w:val="Image Caption"/>
-    <w:basedOn w:val="Caption"/>
-    <w:autoRedefine/>
-    <w:qFormat/>
-    <w:rsid w:val="00B41CDC"/>
-    <w:pPr>
-      <w:spacing w:after="120"/>
-      <w:contextualSpacing w:val="0"/>
-      <w:jc w:val="center"/>
-    </w:pPr>
-    <w:rPr>
-      <w:iCs w:val="0"/>
-      <w:color w:val="auto"/>
-      <w:kern w:val="0"/>
-      <w:sz w:val="24"/>
-      <w:szCs w:val="24"/>
-      <w14:ligatures w14:val="none"/>
-    </w:rPr>
-  </w:style>
-  <w:style w:type="table" w:customStyle="1" w:styleId="GSKTableStyle">
-    <w:name w:val="GSK Table Style"/>
-    <w:rsid w:val="00527452"/>
-    <w:pPr>
-      <w:spacing w:after="240"/>
-    </w:pPr>
-    <w:rPr>
-      <w:rFonts w:ascii="Arial Narrow" w:eastAsia="Batang" w:hAnsi="Arial Narrow" w:cs="Times New Roman"/>
-      <w:kern w:val="0"/>
-      <w:sz w:val="20"/>
-      <w:szCs w:val="20"/>
-      <w14:ligatures w14:val="none"/>
-    </w:rPr>
-    <w:tblPr>
-      <w:tblInd w:w="0" w:type="dxa"/>
-      <w:tblBorders>
-        <w:top w:val="single" w:sz="4" w:space="0" w:color="auto"/>
-        <w:left w:val="single" w:sz="4" w:space="0" w:color="auto"/>
-        <w:bottom w:val="single" w:sz="4" w:space="0" w:color="auto"/>
-        <w:right w:val="single" w:sz="4" w:space="0" w:color="auto"/>
-        <w:insideH w:val="single" w:sz="4" w:space="0" w:color="auto"/>
-        <w:insideV w:val="single" w:sz="4" w:space="0" w:color="auto"/>
-      </w:tblBorders>
-      <w:tblCellMar>
-        <w:top w:w="0" w:type="dxa"/>
-        <w:left w:w="108" w:type="dxa"/>
-        <w:bottom w:w="0" w:type="dxa"/>
-        <w:right w:w="108" w:type="dxa"/>
-      </w:tblCellMar>
-    </w:tblPr>
-  </w:style>
   <w:style w:type="character" w:customStyle="1" w:styleId="Heading1Char">
     <w:name w:val="Heading 1 Char"/>
     <w:basedOn w:val="DefaultParagraphFont"/>
     <w:link w:val="Heading1"/>
     <w:uiPriority w:val="9"/>
-    <w:rsid w:val="006A5A9F"/>
+    <w:rsid w:val="00290F89"/>
     <w:rPr>
       <w:rFonts w:asciiTheme="majorHAnsi" w:eastAsiaTheme="majorEastAsia" w:hAnsiTheme="majorHAnsi" w:cstheme="majorBidi"/>
       <w:color w:val="0F4761" w:themeColor="accent1" w:themeShade="BF"/>
@@ -4048,7 +3941,7 @@
     <w:link w:val="Heading2"/>
     <w:uiPriority w:val="9"/>
     <w:semiHidden/>
-    <w:rsid w:val="006A5A9F"/>
+    <w:rsid w:val="00290F89"/>
     <w:rPr>
       <w:rFonts w:asciiTheme="majorHAnsi" w:eastAsiaTheme="majorEastAsia" w:hAnsiTheme="majorHAnsi" w:cstheme="majorBidi"/>
       <w:color w:val="0F4761" w:themeColor="accent1" w:themeShade="BF"/>
@@ -4062,7 +3955,7 @@
     <w:link w:val="Heading3"/>
     <w:uiPriority w:val="9"/>
     <w:semiHidden/>
-    <w:rsid w:val="006A5A9F"/>
+    <w:rsid w:val="00290F89"/>
     <w:rPr>
       <w:rFonts w:eastAsiaTheme="majorEastAsia" w:cstheme="majorBidi"/>
       <w:color w:val="0F4761" w:themeColor="accent1" w:themeShade="BF"/>
@@ -4076,7 +3969,7 @@
     <w:link w:val="Heading4"/>
     <w:uiPriority w:val="9"/>
     <w:semiHidden/>
-    <w:rsid w:val="006A5A9F"/>
+    <w:rsid w:val="00290F89"/>
     <w:rPr>
       <w:rFonts w:eastAsiaTheme="majorEastAsia" w:cstheme="majorBidi"/>
       <w:i/>
@@ -4090,7 +3983,7 @@
     <w:link w:val="Heading5"/>
     <w:uiPriority w:val="9"/>
     <w:semiHidden/>
-    <w:rsid w:val="006A5A9F"/>
+    <w:rsid w:val="00290F89"/>
     <w:rPr>
       <w:rFonts w:eastAsiaTheme="majorEastAsia" w:cstheme="majorBidi"/>
       <w:color w:val="0F4761" w:themeColor="accent1" w:themeShade="BF"/>
@@ -4102,7 +3995,7 @@
     <w:link w:val="Heading6"/>
     <w:uiPriority w:val="9"/>
     <w:semiHidden/>
-    <w:rsid w:val="006A5A9F"/>
+    <w:rsid w:val="00290F89"/>
     <w:rPr>
       <w:rFonts w:eastAsiaTheme="majorEastAsia" w:cstheme="majorBidi"/>
       <w:i/>
@@ -4116,7 +4009,7 @@
     <w:link w:val="Heading7"/>
     <w:uiPriority w:val="9"/>
     <w:semiHidden/>
-    <w:rsid w:val="006A5A9F"/>
+    <w:rsid w:val="00290F89"/>
     <w:rPr>
       <w:rFonts w:eastAsiaTheme="majorEastAsia" w:cstheme="majorBidi"/>
       <w:color w:val="595959" w:themeColor="text1" w:themeTint="A6"/>
@@ -4128,7 +4021,7 @@
     <w:link w:val="Heading8"/>
     <w:uiPriority w:val="9"/>
     <w:semiHidden/>
-    <w:rsid w:val="006A5A9F"/>
+    <w:rsid w:val="00290F89"/>
     <w:rPr>
       <w:rFonts w:eastAsiaTheme="majorEastAsia" w:cstheme="majorBidi"/>
       <w:i/>
@@ -4142,7 +4035,7 @@
     <w:link w:val="Heading9"/>
     <w:uiPriority w:val="9"/>
     <w:semiHidden/>
-    <w:rsid w:val="006A5A9F"/>
+    <w:rsid w:val="00290F89"/>
     <w:rPr>
       <w:rFonts w:eastAsiaTheme="majorEastAsia" w:cstheme="majorBidi"/>
       <w:color w:val="272727" w:themeColor="text1" w:themeTint="D8"/>
@@ -4155,9 +4048,9 @@
     <w:link w:val="TitleChar"/>
     <w:uiPriority w:val="10"/>
     <w:qFormat/>
-    <w:rsid w:val="006A5A9F"/>
+    <w:rsid w:val="00290F89"/>
     <w:pPr>
-      <w:spacing w:after="80"/>
+      <w:spacing w:after="80" w:line="240" w:lineRule="auto"/>
       <w:contextualSpacing/>
     </w:pPr>
     <w:rPr>
@@ -4173,7 +4066,7 @@
     <w:basedOn w:val="DefaultParagraphFont"/>
     <w:link w:val="Title"/>
     <w:uiPriority w:val="10"/>
-    <w:rsid w:val="006A5A9F"/>
+    <w:rsid w:val="00290F89"/>
     <w:rPr>
       <w:rFonts w:asciiTheme="majorHAnsi" w:eastAsiaTheme="majorEastAsia" w:hAnsiTheme="majorHAnsi" w:cstheme="majorBidi"/>
       <w:spacing w:val="-10"/>
@@ -4189,12 +4082,11 @@
     <w:link w:val="SubtitleChar"/>
     <w:uiPriority w:val="11"/>
     <w:qFormat/>
-    <w:rsid w:val="006A5A9F"/>
+    <w:rsid w:val="00290F89"/>
     <w:pPr>
       <w:numPr>
         <w:ilvl w:val="1"/>
       </w:numPr>
-      <w:spacing w:after="160"/>
     </w:pPr>
     <w:rPr>
       <w:rFonts w:eastAsiaTheme="majorEastAsia" w:cstheme="majorBidi"/>
@@ -4209,7 +4101,7 @@
     <w:basedOn w:val="DefaultParagraphFont"/>
     <w:link w:val="Subtitle"/>
     <w:uiPriority w:val="11"/>
-    <w:rsid w:val="006A5A9F"/>
+    <w:rsid w:val="00290F89"/>
     <w:rPr>
       <w:rFonts w:eastAsiaTheme="majorEastAsia" w:cstheme="majorBidi"/>
       <w:color w:val="595959" w:themeColor="text1" w:themeTint="A6"/>
@@ -4225,9 +4117,9 @@
     <w:link w:val="QuoteChar"/>
     <w:uiPriority w:val="29"/>
     <w:qFormat/>
-    <w:rsid w:val="006A5A9F"/>
+    <w:rsid w:val="00290F89"/>
     <w:pPr>
-      <w:spacing w:before="160" w:after="160"/>
+      <w:spacing w:before="160"/>
       <w:jc w:val="center"/>
     </w:pPr>
     <w:rPr>
@@ -4241,7 +4133,7 @@
     <w:basedOn w:val="DefaultParagraphFont"/>
     <w:link w:val="Quote"/>
     <w:uiPriority w:val="29"/>
-    <w:rsid w:val="006A5A9F"/>
+    <w:rsid w:val="00290F89"/>
     <w:rPr>
       <w:i/>
       <w:iCs/>
@@ -4253,7 +4145,7 @@
     <w:basedOn w:val="Normal"/>
     <w:uiPriority w:val="34"/>
     <w:qFormat/>
-    <w:rsid w:val="006A5A9F"/>
+    <w:rsid w:val="00290F89"/>
     <w:pPr>
       <w:ind w:left="720"/>
       <w:contextualSpacing/>
@@ -4264,7 +4156,7 @@
     <w:basedOn w:val="DefaultParagraphFont"/>
     <w:uiPriority w:val="21"/>
     <w:qFormat/>
-    <w:rsid w:val="006A5A9F"/>
+    <w:rsid w:val="00290F89"/>
     <w:rPr>
       <w:i/>
       <w:iCs/>
@@ -4278,7 +4170,7 @@
     <w:link w:val="IntenseQuoteChar"/>
     <w:uiPriority w:val="30"/>
     <w:qFormat/>
-    <w:rsid w:val="006A5A9F"/>
+    <w:rsid w:val="00290F89"/>
     <w:pPr>
       <w:pBdr>
         <w:top w:val="single" w:sz="4" w:space="10" w:color="0F4761" w:themeColor="accent1" w:themeShade="BF"/>
@@ -4299,7 +4191,7 @@
     <w:basedOn w:val="DefaultParagraphFont"/>
     <w:link w:val="IntenseQuote"/>
     <w:uiPriority w:val="30"/>
-    <w:rsid w:val="006A5A9F"/>
+    <w:rsid w:val="00290F89"/>
     <w:rPr>
       <w:i/>
       <w:iCs/>
@@ -4311,13 +4203,33 @@
     <w:basedOn w:val="DefaultParagraphFont"/>
     <w:uiPriority w:val="32"/>
     <w:qFormat/>
-    <w:rsid w:val="006A5A9F"/>
+    <w:rsid w:val="00290F89"/>
     <w:rPr>
       <w:b/>
       <w:bCs/>
       <w:smallCaps/>
       <w:color w:val="0F4761" w:themeColor="accent1" w:themeShade="BF"/>
       <w:spacing w:val="5"/>
+    </w:rPr>
+  </w:style>
+  <w:style w:type="paragraph" w:styleId="Caption">
+    <w:name w:val="caption"/>
+    <w:basedOn w:val="Normal"/>
+    <w:next w:val="Normal"/>
+    <w:uiPriority w:val="35"/>
+    <w:unhideWhenUsed/>
+    <w:qFormat/>
+    <w:rsid w:val="00290F89"/>
+    <w:pPr>
+      <w:spacing w:after="200" w:line="240" w:lineRule="auto"/>
+      <w:contextualSpacing/>
+    </w:pPr>
+    <w:rPr>
+      <w:i/>
+      <w:iCs/>
+      <w:color w:val="0E2841" w:themeColor="text2"/>
+      <w:sz w:val="18"/>
+      <w:szCs w:val="18"/>
     </w:rPr>
   </w:style>
 </w:styles>
@@ -4421,7 +4333,7 @@
         <a:latin typeface="Aptos" panose="02110004020202020204"/>
         <a:ea typeface=""/>
         <a:cs typeface=""/>
-        <a:font script="Jpan" typeface="游ゴシック"/>
+        <a:font script="Jpan" typeface="游明朝"/>
         <a:font script="Hang" typeface="맑은 고딕"/>
         <a:font script="Hans" typeface="等线"/>
         <a:font script="Hant" typeface="新細明體"/>
@@ -4529,13 +4441,6 @@
         </a:gradFill>
       </a:fillStyleLst>
       <a:lnStyleLst>
-        <a:ln w="6350" cap="flat" cmpd="sng" algn="ctr">
-          <a:solidFill>
-            <a:schemeClr val="phClr"/>
-          </a:solidFill>
-          <a:prstDash val="solid"/>
-          <a:miter lim="800000"/>
-        </a:ln>
         <a:ln w="12700" cap="flat" cmpd="sng" algn="ctr">
           <a:solidFill>
             <a:schemeClr val="phClr"/>
@@ -4544,6 +4449,13 @@
           <a:miter lim="800000"/>
         </a:ln>
         <a:ln w="19050" cap="flat" cmpd="sng" algn="ctr">
+          <a:solidFill>
+            <a:schemeClr val="phClr"/>
+          </a:solidFill>
+          <a:prstDash val="solid"/>
+          <a:miter lim="800000"/>
+        </a:ln>
+        <a:ln w="25400" cap="flat" cmpd="sng" algn="ctr">
           <a:solidFill>
             <a:schemeClr val="phClr"/>
           </a:solidFill>
@@ -4608,11 +4520,31 @@
       </a:bgFillStyleLst>
     </a:fmtScheme>
   </a:themeElements>
-  <a:objectDefaults/>
+  <a:objectDefaults>
+    <a:lnDef>
+      <a:spPr/>
+      <a:bodyPr/>
+      <a:lstStyle/>
+      <a:style>
+        <a:lnRef idx="2">
+          <a:schemeClr val="accent1"/>
+        </a:lnRef>
+        <a:fillRef idx="0">
+          <a:schemeClr val="accent1"/>
+        </a:fillRef>
+        <a:effectRef idx="1">
+          <a:schemeClr val="accent1"/>
+        </a:effectRef>
+        <a:fontRef idx="minor">
+          <a:schemeClr val="tx1"/>
+        </a:fontRef>
+      </a:style>
+    </a:lnDef>
+  </a:objectDefaults>
   <a:extraClrSchemeLst/>
   <a:extLst>
     <a:ext uri="{05A4C25C-085E-4340-85A3-A5531E510DB2}">
-      <thm15:themeFamily xmlns:thm15="http://schemas.microsoft.com/office/thememl/2012/main" name="Office Theme" id="{62F939B6-93AF-4DB8-9C6B-D6C7DFDC589F}" vid="{4A3C46E8-61CC-4603-A589-7422A47A8E4A}"/>
+      <thm15:themeFamily xmlns:thm15="http://schemas.microsoft.com/office/thememl/2012/main" name="Office Theme" id="{2E142A2C-CD16-42D6-873A-C26D2A0506FA}" vid="{1BDDFF52-6CD6-40A5-AB3C-68EB2F1E4D0A}"/>
     </a:ext>
   </a:extLst>
 </a:theme>
@@ -4623,7 +4555,7 @@
 </file>
 
 <file path=customXml/itemProps1.xml><?xml version="1.0" encoding="utf-8"?>
-<ds:datastoreItem xmlns:ds="http://schemas.openxmlformats.org/officeDocument/2006/customXml" ds:itemID="{2C8848F1-298D-B043-B858-936A0F17123D}">
+<ds:datastoreItem xmlns:ds="http://schemas.openxmlformats.org/officeDocument/2006/customXml" ds:itemID="{EE0E4930-840C-A54A-8550-C1A1F80696F1}">
   <ds:schemaRefs>
     <ds:schemaRef ds:uri="http://schemas.openxmlformats.org/officeDocument/2006/bibliography"/>
   </ds:schemaRefs>
